--- a/07_Student_Communication_and_Showcase/TAS2O_Communication_Templates_Package.docx
+++ b/07_Student_Communication_and_Showcase/TAS2O_Communication_Templates_Package.docx
@@ -3911,7 +3911,7 @@
     </w:p>
     <w:p>
       <w:r>
-        <w:t>- verify AI-generated information using course resources, teacher guidance, or reliable sources;</w:t>
+        <w:t>- verify information using course resources, teacher guidance, or reliable sources;</w:t>
       </w:r>
     </w:p>
     <w:p>
@@ -3921,7 +3921,7 @@
     </w:p>
     <w:p>
       <w:r>
-        <w:t>- avoid submitting AI-generated work as if it were fully their own;</w:t>
+        <w:t>- avoid submitting work as if it were fully their own;</w:t>
       </w:r>
     </w:p>
     <w:p>

--- a/07_Student_Communication_and_Showcase/TAS2O_Communication_Templates_Package.docx
+++ b/07_Student_Communication_and_Showcase/TAS2O_Communication_Templates_Package.docx
@@ -492,7 +492,7 @@
                 <w:b w:val="0"/>
                 <w:sz w:val="18"/>
               </w:rPr>
-              <w:t>Shows that course expectations, safety, AI use, and assessment were communicated.</w:t>
+              <w:t>Shows that course expectations, safety, use of approved AI tools, and assessment were communicated.</w:t>
             </w:r>
           </w:p>
         </w:tc>
@@ -592,7 +592,7 @@
                 <w:b w:val="0"/>
                 <w:sz w:val="18"/>
               </w:rPr>
-              <w:t>Shows that responsible AI use and documentation expectations were explained.</w:t>
+              <w:t>Shows that responsible use of approved AI tools and documentation expectations were explained.</w:t>
             </w:r>
           </w:p>
         </w:tc>
@@ -1822,7 +1822,7 @@
                 <w:b w:val="0"/>
                 <w:sz w:val="18"/>
               </w:rPr>
-              <w:t>AI use and academic integrity reminder</w:t>
+              <w:t>use of approved AI tools and academic integrity reminder</w:t>
             </w:r>
           </w:p>
         </w:tc>
@@ -2766,7 +2766,7 @@
     <w:p/>
     <w:p>
       <w:r>
-        <w:t>This section of TAS2O will also include responsible AI-supported learning. Students may use approved AI tools for brainstorming, explanation, documentation support, debugging, and reflection, but they must verify AI outputs, document AI use, and demonstrate their own understanding.</w:t>
+        <w:t>This section of TAS2O will also include responsible AI-supported learning. Students may use approved AI tools for brainstorming, explanation, documentation support, debugging, and reflection, but they verify AI outputs, document use of approved AI tools, and demonstrate their own understanding.</w:t>
       </w:r>
     </w:p>
     <w:p/>
@@ -2778,7 +2778,7 @@
     <w:p/>
     <w:p>
       <w:r>
-        <w:t>Please review the attached course outline, safety expectations, AI use expectations, and consent forms. Students must follow all safety directions and complete required safety training before participating in practical tool-based work. Students must follow all safety directions and complete required safety training before participating in practical tool-based work. Where relevant, the school should also follow its student-record, reporting, and support procedures.</w:t>
+        <w:t>Please review the attached course outline, safety expectations, use of approved AI tools expectations, and consent forms. Students must follow all safety directions and complete required safety training before participating in practical tool-based work. Students must follow all safety directions and complete required safety training before participating in practical tool-based work. Where relevant, the school should also follow its student-record, reporting, and support procedures.</w:t>
       </w:r>
     </w:p>
     <w:p/>
@@ -2984,7 +2984,7 @@
                 <w:b w:val="0"/>
                 <w:sz w:val="18"/>
               </w:rPr>
-              <w:t>Student onboarding package; portfolio checklist; AI use log template</w:t>
+              <w:t>Student onboarding package; portfolio checklist; use of approved AI tools log template</w:t>
             </w:r>
           </w:p>
         </w:tc>
@@ -3078,7 +3078,7 @@
     <w:p/>
     <w:p>
       <w:r>
-        <w:t>Your portfolio is important. It will contain your safety work, design ideas, CAD files or screenshots, measurement data, testing evidence, AI use logs, project photos, reflections, and final capstone evidence for the course evidence binder.</w:t>
+        <w:t>Your portfolio is important. It will contain your safety work, design ideas, CAD files or screenshots, measurement data, testing evidence, use of approved AI tools logs, project photos, reflections, and final capstone evidence for the course evidence binder.</w:t>
       </w:r>
     </w:p>
     <w:p/>
@@ -3355,7 +3355,7 @@
     <w:p/>
     <w:p>
       <w:r>
-        <w:t>Please return the signed form by date. If you have questions about the course activities, safety controls, AI use, or assessment expectations, please contact Carlos Chen at email.</w:t>
+        <w:t>Please return the signed form by date. If you have questions about the course activities, safety controls, use of approved AI tools, or assessment expectations, please contact Carlos Chen at email.</w:t>
       </w:r>
     </w:p>
     <w:p/>
@@ -3832,7 +3832,7 @@
                 <w:b w:val="0"/>
                 <w:sz w:val="18"/>
               </w:rPr>
-              <w:t>AI policy package; AI use log; student declaration form</w:t>
+              <w:t>AI policy package; use of approved AI tools log; student declaration form</w:t>
             </w:r>
           </w:p>
         </w:tc>
@@ -3883,7 +3883,7 @@
     </w:p>
     <w:p>
       <w:r>
-        <w:t>Subject: Responsible AI use in TAS2O</w:t>
+        <w:t>Subject: Responsible use of approved AI tools in TAS2O</w:t>
       </w:r>
     </w:p>
     <w:p/>
@@ -3906,12 +3906,12 @@
     </w:p>
     <w:p>
       <w:r>
-        <w:t>- document AI use in the AI Use Log;</w:t>
+        <w:t>- document use of approved AI tools in the AI Use Log;</w:t>
       </w:r>
     </w:p>
     <w:p>
       <w:r>
-        <w:t>- verify information using course resources, teacher guidance, or reliable sources;</w:t>
+        <w:t>- verify information using course resources, teacher guidance, or reliable references;</w:t>
       </w:r>
     </w:p>
     <w:p>
@@ -6579,7 +6579,7 @@
     <w:p/>
     <w:p>
       <w:r>
-        <w:t>Please find the TAS2O course package organized for review. The package includes course-level documentation, assessment plans, safety documentation, AI use controls, attendance and 110-hour evidence procedures, student evidence samples where available, school-level supporting documents, and cross-references to OSR/OST and related student-record procedures where applicable.</w:t>
+        <w:t>Please find the TAS2O course package organized for review. The package includes course-level documentation, assessment plans, safety documentation, use of approved AI tools controls, attendance and 110-hour evidence procedures, student evidence samples where available, school-level supporting documents, and cross-references to OSR/OST and related student-record procedures where applicable.</w:t>
       </w:r>
     </w:p>
     <w:p/>
